--- a/Roteiro Adriana_datalake_atividade2_.docx
+++ b/Roteiro Adriana_datalake_atividade2_.docx
@@ -34,20 +34,19 @@
         <w:rPr>
           <w:lang w:val="pt-BR"/>
         </w:rPr>
-        <w:t xml:space="preserve">Instalação visual studio code </w:t>
-      </w:r>
-      <w:r>
-        <w:rPr>
-          <w:lang w:val="pt-BR"/>
-        </w:rPr>
-        <w:t xml:space="preserve">- </w:t>
-      </w:r>
-      <w:r>
-        <w:rPr>
-          <w:highlight w:val="yellow"/>
-          <w:lang w:val="pt-BR"/>
-        </w:rPr>
-        <w:t>LINK</w:t>
+        <w:t>Instalação visual studio code</w:t>
+      </w:r>
+      <w:r>
+        <w:rPr>
+          <w:lang w:val="pt-BR"/>
+        </w:rPr>
+        <w:t xml:space="preserve">: </w:t>
+      </w:r>
+      <w:r>
+        <w:rPr>
+          <w:lang w:val="pt-BR"/>
+        </w:rPr>
+        <w:t>https://code.visualstudio.com/download?_exp_download=fb315fc982</w:t>
       </w:r>
     </w:p>
     <w:p>
@@ -71,14 +70,19 @@
         <w:rPr>
           <w:lang w:val="pt-BR"/>
         </w:rPr>
+        <w:t xml:space="preserve">– versão 3.12.10 </w:t>
+      </w:r>
+      <w:r>
+        <w:rPr>
+          <w:lang w:val="pt-BR"/>
+        </w:rPr>
         <w:t>-</w:t>
       </w:r>
       <w:r>
         <w:rPr>
-          <w:highlight w:val="yellow"/>
-          <w:lang w:val="pt-BR"/>
-        </w:rPr>
-        <w:t>LINK</w:t>
+          <w:lang w:val="pt-BR"/>
+        </w:rPr>
+        <w:t>https://www.python.org/downloads/</w:t>
       </w:r>
     </w:p>
     <w:p>
@@ -275,10 +279,7 @@
         <w:t>Rodar o script criar_bucket.py</w:t>
       </w:r>
       <w:r>
-        <w:t xml:space="preserve"> : </w:t>
-      </w:r>
-      <w:r>
-        <w:t>python criar_bucket.py</w:t>
+        <w:t xml:space="preserve"> : python criar_bucket.py</w:t>
       </w:r>
     </w:p>
     <w:p>
@@ -827,6 +828,7 @@
         <w:rPr>
           <w:b/>
           <w:bCs/>
+          <w:noProof/>
         </w:rPr>
         <w:drawing>
           <wp:inline distT="0" distB="0" distL="0" distR="0" wp14:anchorId="4362B5F9" wp14:editId="3DFDDD72">
@@ -1061,6 +1063,9 @@
     <w:p/>
     <w:p>
       <w:r>
+        <w:rPr>
+          <w:noProof/>
+        </w:rPr>
         <w:lastRenderedPageBreak/>
         <w:drawing>
           <wp:inline distT="0" distB="0" distL="0" distR="0" wp14:anchorId="31933548" wp14:editId="26410D24">
@@ -2134,6 +2139,7 @@
   <w:style w:type="character" w:default="1" w:styleId="DefaultParagraphFont">
     <w:name w:val="Default Paragraph Font"/>
     <w:uiPriority w:val="1"/>
+    <w:semiHidden/>
     <w:unhideWhenUsed/>
   </w:style>
   <w:style w:type="table" w:default="1" w:styleId="TableNormal">
